--- a/TOI/TOI_9/Migachev_8.1_5.docx
+++ b/TOI/TOI_9/Migachev_8.1_5.docx
@@ -404,7 +404,6 @@
         <w:t xml:space="preserve">import </w:t>
       </w:r>
       <w:proofErr w:type="spellStart"/>
-      <w:proofErr w:type="gramStart"/>
       <w:r>
         <w:rPr>
           <w:rFonts w:ascii="Courier New" w:hAnsi="Courier New" w:cs="Courier New"/>
@@ -416,7 +415,6 @@
         <w:t>matplotlib.pyplot</w:t>
       </w:r>
       <w:proofErr w:type="spellEnd"/>
-      <w:proofErr w:type="gramEnd"/>
       <w:r>
         <w:rPr>
           <w:rFonts w:ascii="Courier New" w:hAnsi="Courier New" w:cs="Courier New"/>
@@ -18593,76 +18591,7 @@
           <w:szCs w:val="20"/>
           <w:lang w:val="en-US"/>
         </w:rPr>
-        <w:t xml:space="preserve">, :])   </w:t>
-      </w:r>
-      <w:r>
-        <w:rPr>
-          <w:rFonts w:ascii="Courier New" w:hAnsi="Courier New" w:cs="Courier New"/>
-          <w:i/>
-          <w:iCs/>
-          <w:color w:val="8C8C8C"/>
-          <w:sz w:val="20"/>
-          <w:szCs w:val="20"/>
-          <w:lang w:val="en-US"/>
-        </w:rPr>
-        <w:t xml:space="preserve"># </w:t>
-      </w:r>
-      <w:r>
-        <w:rPr>
-          <w:rFonts w:ascii="Courier New" w:hAnsi="Courier New" w:cs="Courier New"/>
-          <w:i/>
-          <w:iCs/>
-          <w:color w:val="8C8C8C"/>
-          <w:sz w:val="20"/>
-          <w:szCs w:val="20"/>
-        </w:rPr>
-        <w:t>занимает</w:t>
-      </w:r>
-      <w:r>
-        <w:rPr>
-          <w:rFonts w:ascii="Courier New" w:hAnsi="Courier New" w:cs="Courier New"/>
-          <w:i/>
-          <w:iCs/>
-          <w:color w:val="8C8C8C"/>
-          <w:sz w:val="20"/>
-          <w:szCs w:val="20"/>
-          <w:lang w:val="en-US"/>
-        </w:rPr>
-        <w:t xml:space="preserve"> </w:t>
-      </w:r>
-      <w:r>
-        <w:rPr>
-          <w:rFonts w:ascii="Courier New" w:hAnsi="Courier New" w:cs="Courier New"/>
-          <w:i/>
-          <w:iCs/>
-          <w:color w:val="8C8C8C"/>
-          <w:sz w:val="20"/>
-          <w:szCs w:val="20"/>
-        </w:rPr>
-        <w:t>всю</w:t>
-      </w:r>
-      <w:r>
-        <w:rPr>
-          <w:rFonts w:ascii="Courier New" w:hAnsi="Courier New" w:cs="Courier New"/>
-          <w:i/>
-          <w:iCs/>
-          <w:color w:val="8C8C8C"/>
-          <w:sz w:val="20"/>
-          <w:szCs w:val="20"/>
-          <w:lang w:val="en-US"/>
-        </w:rPr>
-        <w:t xml:space="preserve"> </w:t>
-      </w:r>
-      <w:r>
-        <w:rPr>
-          <w:rFonts w:ascii="Courier New" w:hAnsi="Courier New" w:cs="Courier New"/>
-          <w:i/>
-          <w:iCs/>
-          <w:color w:val="8C8C8C"/>
-          <w:sz w:val="20"/>
-          <w:szCs w:val="20"/>
-        </w:rPr>
-        <w:t>строку</w:t>
+        <w:t xml:space="preserve">, :])  </w:t>
       </w:r>
       <w:r>
         <w:rPr>
